--- a/docs/1re/architecture/labo-corrige.docx
+++ b/docs/1re/architecture/labo-corrige.docx
@@ -221,15 +221,15 @@
         <w:tblLook w:val="04a0" w:firstRow="1" w:noVBand="1" w:lastRow="0" w:firstColumn="1" w:lastColumn="0" w:noHBand="0"/>
       </w:tblPr>
       <w:tblGrid>
-        <w:gridCol w:w="2686"/>
-        <w:gridCol w:w="2270"/>
+        <w:gridCol w:w="2685"/>
+        <w:gridCol w:w="2271"/>
         <w:gridCol w:w="4060"/>
       </w:tblGrid>
       <w:tr>
         <w:trPr/>
         <w:tc>
           <w:tcPr>
-            <w:tcW w:w="2686" w:type="dxa"/>
+            <w:tcW w:w="2685" w:type="dxa"/>
             <w:tcBorders/>
           </w:tcPr>
           <w:p>
@@ -260,7 +260,7 @@
         </w:tc>
         <w:tc>
           <w:tcPr>
-            <w:tcW w:w="2270" w:type="dxa"/>
+            <w:tcW w:w="2271" w:type="dxa"/>
             <w:tcBorders/>
           </w:tcPr>
           <w:p>
@@ -327,7 +327,7 @@
         <w:trPr/>
         <w:tc>
           <w:tcPr>
-            <w:tcW w:w="2686" w:type="dxa"/>
+            <w:tcW w:w="2685" w:type="dxa"/>
             <w:tcBorders/>
           </w:tcPr>
           <w:p>
@@ -359,7 +359,7 @@
         </w:tc>
         <w:tc>
           <w:tcPr>
-            <w:tcW w:w="2270" w:type="dxa"/>
+            <w:tcW w:w="2271" w:type="dxa"/>
             <w:tcBorders/>
           </w:tcPr>
           <w:p>
@@ -569,29 +569,7 @@
                 <w:szCs w:val="22"/>
                 <w:lang w:val="fr-CH" w:eastAsia="en-US" w:bidi="ar-SA"/>
               </w:rPr>
-              <w:t xml:space="preserve">Clavier, écran tactile, micro, scanner, appareil photo, caméra, souris, </w:t>
-            </w:r>
-            <w:r>
-              <w:rPr>
-                <w:rFonts w:eastAsia="Calibri" w:cs="Arial"/>
-                <w:color w:val="FF0000"/>
-                <w:kern w:val="0"/>
-                <w:sz w:val="22"/>
-                <w:szCs w:val="22"/>
-                <w:lang w:val="fr-CH" w:eastAsia="en-US" w:bidi="ar-SA"/>
-              </w:rPr>
-              <w:t>stylet,</w:t>
-            </w:r>
-            <w:r>
-              <w:rPr>
-                <w:rFonts w:eastAsia="Calibri" w:cs="Arial"/>
-                <w:color w:val="FF0000"/>
-                <w:kern w:val="0"/>
-                <w:sz w:val="22"/>
-                <w:szCs w:val="22"/>
-                <w:lang w:val="fr-CH" w:eastAsia="en-US" w:bidi="ar-SA"/>
-              </w:rPr>
-              <w:t xml:space="preserve"> joystick, webcam, lecteur cd/DVD, disque-dur externe, clé USB.</w:t>
+              <w:t>Clavier, écran tactile, micro, scanner, appareil photo, caméra, souris, stylet, joystick, webcam, lecteur cd/DVD, disque-dur externe, clé USB.</w:t>
             </w:r>
           </w:p>
           <w:p>
@@ -700,7 +678,7 @@
         <w:trPr/>
         <w:tc>
           <w:tcPr>
-            <w:tcW w:w="2686" w:type="dxa"/>
+            <w:tcW w:w="2685" w:type="dxa"/>
             <w:tcBorders/>
           </w:tcPr>
           <w:p>
@@ -732,7 +710,7 @@
         </w:tc>
         <w:tc>
           <w:tcPr>
-            <w:tcW w:w="2270" w:type="dxa"/>
+            <w:tcW w:w="2271" w:type="dxa"/>
             <w:tcBorders/>
           </w:tcPr>
           <w:p>
@@ -800,7 +778,7 @@
         <w:trPr/>
         <w:tc>
           <w:tcPr>
-            <w:tcW w:w="2686" w:type="dxa"/>
+            <w:tcW w:w="2685" w:type="dxa"/>
             <w:tcBorders/>
           </w:tcPr>
           <w:p>
@@ -832,7 +810,7 @@
         </w:tc>
         <w:tc>
           <w:tcPr>
-            <w:tcW w:w="2270" w:type="dxa"/>
+            <w:tcW w:w="2271" w:type="dxa"/>
             <w:tcBorders/>
           </w:tcPr>
           <w:p>
@@ -2094,7 +2072,29 @@
                 <w:szCs w:val="22"/>
                 <w:lang w:val="fr-CH" w:eastAsia="en-US" w:bidi="ar-SA"/>
               </w:rPr>
-              <w:t>Mémoire vive, c'est la mémoire principale du système. Elle stocke de manière temporaire les données. La mémoire est volatile, elle disparait quand on éteint l'ordinateur.</w:t>
+              <w:t>Mémoire vive, c'est la mémoire principale du système. Elle stocke de manière temporaire les données. La mémoire est volatile, elle dispara</w:t>
+            </w:r>
+            <w:r>
+              <w:rPr>
+                <w:rFonts w:eastAsia="Calibri" w:cs="Arial"/>
+                <w:color w:val="FF0000"/>
+                <w:kern w:val="0"/>
+                <w:sz w:val="22"/>
+                <w:szCs w:val="22"/>
+                <w:lang w:val="fr-CH" w:eastAsia="en-US" w:bidi="ar-SA"/>
+              </w:rPr>
+              <w:t>î</w:t>
+            </w:r>
+            <w:r>
+              <w:rPr>
+                <w:rFonts w:eastAsia="Calibri" w:cs="Arial"/>
+                <w:color w:val="FF0000"/>
+                <w:kern w:val="0"/>
+                <w:sz w:val="22"/>
+                <w:szCs w:val="22"/>
+                <w:lang w:val="fr-CH" w:eastAsia="en-US" w:bidi="ar-SA"/>
+              </w:rPr>
+              <w:t>t quand on éteint l'ordinateur.</w:t>
             </w:r>
           </w:p>
           <w:p>
@@ -3757,7 +3757,7 @@
                         <w:txbxContent>
                           <w:p>
                             <w:pPr>
-                              <w:pStyle w:val="Contenudecadre"/>
+                              <w:pStyle w:val="Contenudecadreuser"/>
                               <w:rPr>
                                 <w:color w:val="FF0000"/>
                               </w:rPr>
@@ -3792,7 +3792,7 @@
                   <w:txbxContent>
                     <w:p>
                       <w:pPr>
-                        <w:pStyle w:val="Contenudecadre"/>
+                        <w:pStyle w:val="Contenudecadreuser"/>
                         <w:rPr>
                           <w:color w:val="FF0000"/>
                         </w:rPr>
@@ -3858,7 +3858,7 @@
                         <w:txbxContent>
                           <w:p>
                             <w:pPr>
-                              <w:pStyle w:val="Contenudecadre"/>
+                              <w:pStyle w:val="Contenudecadreuser"/>
                               <w:rPr>
                                 <w:color w:val="FF0000"/>
                               </w:rPr>
@@ -3893,7 +3893,7 @@
                   <w:txbxContent>
                     <w:p>
                       <w:pPr>
-                        <w:pStyle w:val="Contenudecadre"/>
+                        <w:pStyle w:val="Contenudecadreuser"/>
                         <w:rPr>
                           <w:color w:val="FF0000"/>
                         </w:rPr>
@@ -4101,7 +4101,7 @@
                   <wp:posOffset>0</wp:posOffset>
                 </wp:positionH>
                 <wp:positionV relativeFrom="paragraph">
-                  <wp:posOffset>3559175</wp:posOffset>
+                  <wp:posOffset>3557905</wp:posOffset>
                 </wp:positionV>
                 <wp:extent cx="825500" cy="946150"/>
                 <wp:effectExtent l="14605" t="635" r="1270" b="12700"/>
@@ -4148,7 +4148,7 @@
           </mc:Choice>
           <mc:Fallback>
             <w:pict>
-              <v:shape id="shape_0" stroked="t" o:allowincell="f" style="position:absolute;margin-left:-0.05pt;margin-top:280.25pt;width:64.95pt;height:74.45pt;flip:y;mso-wrap-style:none;v-text-anchor:middle" wp14:anchorId="5D7398BB" type="_x0000_t32" path="m0,0l-2147483648,-2147483647e">
+              <v:shape id="shape_0" stroked="t" o:allowincell="f" style="position:absolute;margin-left:-0.05pt;margin-top:280.15pt;width:64.95pt;height:74.45pt;flip:y;mso-wrap-style:none;v-text-anchor:middle" wp14:anchorId="5D7398BB" type="_x0000_t32" path="m0,0l-2147483648,-2147483647e">
                 <v:fill o:detectmouseclick="t" on="false"/>
                 <v:stroke color="red" weight="38160" endarrow="block" endarrowwidth="medium" endarrowlength="medium" joinstyle="miter" endcap="flat"/>
                 <w10:wrap type="none"/>
@@ -4162,10 +4162,10 @@
               <wp:anchor distT="635" distB="12065" distL="15240" distR="635" simplePos="0" relativeHeight="20" behindDoc="0" locked="0" layoutInCell="1" allowOverlap="1" wp14:anchorId="20EE37B8">
                 <wp:simplePos x="0" y="0"/>
                 <wp:positionH relativeFrom="column">
-                  <wp:posOffset>1731645</wp:posOffset>
+                  <wp:posOffset>1731010</wp:posOffset>
                 </wp:positionH>
                 <wp:positionV relativeFrom="paragraph">
-                  <wp:posOffset>3336925</wp:posOffset>
+                  <wp:posOffset>3335655</wp:posOffset>
                 </wp:positionV>
                 <wp:extent cx="1041400" cy="1371600"/>
                 <wp:effectExtent l="15240" t="635" r="635" b="12065"/>
@@ -4212,7 +4212,7 @@
           </mc:Choice>
           <mc:Fallback>
             <w:pict>
-              <v:shape id="shape_0" stroked="t" o:allowincell="f" style="position:absolute;margin-left:136.35pt;margin-top:262.75pt;width:81.95pt;height:107.95pt;flip:y;mso-wrap-style:none;v-text-anchor:middle" wp14:anchorId="20EE37B8" type="_x0000_t32" path="m0,0l-2147483648,-2147483647e">
+              <v:shape id="shape_0" stroked="t" o:allowincell="f" style="position:absolute;margin-left:136.3pt;margin-top:262.65pt;width:81.95pt;height:107.95pt;flip:y;mso-wrap-style:none;v-text-anchor:middle" wp14:anchorId="20EE37B8" type="_x0000_t32" path="m0,0l-2147483648,-2147483647e">
                 <v:fill o:detectmouseclick="t" on="false"/>
                 <v:stroke color="red" weight="38160" endarrow="block" endarrowwidth="medium" endarrowlength="medium" joinstyle="miter" endcap="flat"/>
                 <w10:wrap type="none"/>
@@ -4226,10 +4226,10 @@
               <wp:anchor distT="635" distB="3810" distL="34925" distR="19050" simplePos="0" relativeHeight="21" behindDoc="0" locked="0" layoutInCell="1" allowOverlap="1" wp14:anchorId="039390EE">
                 <wp:simplePos x="0" y="0"/>
                 <wp:positionH relativeFrom="column">
-                  <wp:posOffset>4079240</wp:posOffset>
+                  <wp:posOffset>4077970</wp:posOffset>
                 </wp:positionH>
                 <wp:positionV relativeFrom="paragraph">
-                  <wp:posOffset>2676525</wp:posOffset>
+                  <wp:posOffset>2675255</wp:posOffset>
                 </wp:positionV>
                 <wp:extent cx="361950" cy="1854200"/>
                 <wp:effectExtent l="34925" t="635" r="19050" b="3810"/>
@@ -4276,7 +4276,7 @@
           </mc:Choice>
           <mc:Fallback>
             <w:pict>
-              <v:shape id="shape_0" stroked="t" o:allowincell="f" style="position:absolute;margin-left:321.2pt;margin-top:210.75pt;width:28.45pt;height:145.95pt;flip:xy;mso-wrap-style:none;v-text-anchor:middle" wp14:anchorId="039390EE" type="_x0000_t32" path="m0,0l-2147483648,-2147483647e">
+              <v:shape id="shape_0" stroked="t" o:allowincell="f" style="position:absolute;margin-left:321.1pt;margin-top:210.65pt;width:28.45pt;height:145.95pt;flip:xy;mso-wrap-style:none;v-text-anchor:middle" wp14:anchorId="039390EE" type="_x0000_t32" path="m0,0l-2147483648,-2147483647e">
                 <v:fill o:detectmouseclick="t" on="false"/>
                 <v:stroke color="red" weight="38160" endarrow="block" endarrowwidth="medium" endarrowlength="medium" joinstyle="miter" endcap="flat"/>
                 <w10:wrap type="none"/>
@@ -4290,10 +4290,10 @@
               <wp:anchor distT="1270" distB="3810" distL="19050" distR="38100" simplePos="0" relativeHeight="22" behindDoc="0" locked="0" layoutInCell="1" allowOverlap="1" wp14:anchorId="4E1FF1C7">
                 <wp:simplePos x="0" y="0"/>
                 <wp:positionH relativeFrom="column">
-                  <wp:posOffset>2855595</wp:posOffset>
+                  <wp:posOffset>2854960</wp:posOffset>
                 </wp:positionH>
                 <wp:positionV relativeFrom="paragraph">
-                  <wp:posOffset>2263775</wp:posOffset>
+                  <wp:posOffset>2262505</wp:posOffset>
                 </wp:positionV>
                 <wp:extent cx="419100" cy="2432050"/>
                 <wp:effectExtent l="19050" t="1270" r="38100" b="3810"/>
@@ -4340,7 +4340,7 @@
           </mc:Choice>
           <mc:Fallback>
             <w:pict>
-              <v:shape id="shape_0" stroked="t" o:allowincell="f" style="position:absolute;margin-left:224.85pt;margin-top:178.25pt;width:32.95pt;height:191.45pt;flip:y;mso-wrap-style:none;v-text-anchor:middle" wp14:anchorId="4E1FF1C7" type="_x0000_t32" path="m0,0l-2147483648,-2147483647e">
+              <v:shape id="shape_0" stroked="t" o:allowincell="f" style="position:absolute;margin-left:224.8pt;margin-top:178.15pt;width:32.95pt;height:191.45pt;flip:y;mso-wrap-style:none;v-text-anchor:middle" wp14:anchorId="4E1FF1C7" type="_x0000_t32" path="m0,0l-2147483648,-2147483647e">
                 <v:fill o:detectmouseclick="t" on="false"/>
                 <v:stroke color="red" weight="38160" endarrow="block" endarrowwidth="medium" endarrowlength="medium" joinstyle="miter" endcap="flat"/>
                 <w10:wrap type="none"/>
@@ -4354,7 +4354,7 @@
               <wp:anchor distT="19050" distB="36195" distL="635" distR="3810" simplePos="0" relativeHeight="23" behindDoc="0" locked="0" layoutInCell="1" allowOverlap="1" wp14:anchorId="2060A85D">
                 <wp:simplePos x="0" y="0"/>
                 <wp:positionH relativeFrom="column">
-                  <wp:posOffset>3839845</wp:posOffset>
+                  <wp:posOffset>3839210</wp:posOffset>
                 </wp:positionH>
                 <wp:positionV relativeFrom="paragraph">
                   <wp:posOffset>1911985</wp:posOffset>
@@ -4404,7 +4404,7 @@
           </mc:Choice>
           <mc:Fallback>
             <w:pict>
-              <v:shape id="shape_0" stroked="t" o:allowincell="f" style="position:absolute;margin-left:302.35pt;margin-top:150.55pt;width:86.95pt;height:15.95pt;flip:x;mso-wrap-style:none;v-text-anchor:middle" wp14:anchorId="2060A85D" type="_x0000_t32" path="m0,0l-2147483648,-2147483647e">
+              <v:shape id="shape_0" stroked="t" o:allowincell="f" style="position:absolute;margin-left:302.3pt;margin-top:150.55pt;width:86.95pt;height:15.95pt;flip:x;mso-wrap-style:none;v-text-anchor:middle" wp14:anchorId="2060A85D" type="_x0000_t32" path="m0,0l-2147483648,-2147483647e">
                 <v:fill o:detectmouseclick="t" on="false"/>
                 <v:stroke color="red" weight="38160" endarrow="block" endarrowwidth="medium" endarrowlength="medium" joinstyle="miter" endcap="flat"/>
                 <w10:wrap type="none"/>
@@ -4483,10 +4483,10 @@
               <wp:anchor distT="635" distB="16510" distL="635" distR="10160" simplePos="0" relativeHeight="25" behindDoc="0" locked="0" layoutInCell="1" allowOverlap="1" wp14:anchorId="2FAFBDA1">
                 <wp:simplePos x="0" y="0"/>
                 <wp:positionH relativeFrom="column">
-                  <wp:posOffset>4549140</wp:posOffset>
+                  <wp:posOffset>4547870</wp:posOffset>
                 </wp:positionH>
                 <wp:positionV relativeFrom="paragraph">
-                  <wp:posOffset>3997325</wp:posOffset>
+                  <wp:posOffset>3996055</wp:posOffset>
                 </wp:positionV>
                 <wp:extent cx="869950" cy="520700"/>
                 <wp:effectExtent l="635" t="635" r="10160" b="16510"/>
@@ -4533,7 +4533,7 @@
           </mc:Choice>
           <mc:Fallback>
             <w:pict>
-              <v:shape id="shape_0" stroked="t" o:allowincell="f" style="position:absolute;margin-left:358.2pt;margin-top:314.75pt;width:68.45pt;height:40.95pt;flip:xy;mso-wrap-style:none;v-text-anchor:middle" wp14:anchorId="2FAFBDA1" type="_x0000_t32" path="m0,0l-2147483648,-2147483647e">
+              <v:shape id="shape_0" stroked="t" o:allowincell="f" style="position:absolute;margin-left:358.1pt;margin-top:314.65pt;width:68.45pt;height:40.95pt;flip:xy;mso-wrap-style:none;v-text-anchor:middle" wp14:anchorId="2FAFBDA1" type="_x0000_t32" path="m0,0l-2147483648,-2147483647e">
                 <v:fill o:detectmouseclick="t" on="false"/>
                 <v:stroke color="red" weight="38160" endarrow="block" endarrowwidth="medium" endarrowlength="medium" joinstyle="miter" endcap="flat"/>
                 <w10:wrap type="none"/>
@@ -4588,7 +4588,7 @@
                         <w:txbxContent>
                           <w:p>
                             <w:pPr>
-                              <w:pStyle w:val="Contenudecadre"/>
+                              <w:pStyle w:val="Contenudecadreuser"/>
                               <w:rPr>
                                 <w:color w:val="FF0000"/>
                               </w:rPr>
@@ -4623,7 +4623,7 @@
                   <w:txbxContent>
                     <w:p>
                       <w:pPr>
-                        <w:pStyle w:val="Contenudecadre"/>
+                        <w:pStyle w:val="Contenudecadreuser"/>
                         <w:rPr>
                           <w:color w:val="FF0000"/>
                         </w:rPr>
@@ -4736,7 +4736,7 @@
                         <w:txbxContent>
                           <w:p>
                             <w:pPr>
-                              <w:pStyle w:val="Contenudecadre"/>
+                              <w:pStyle w:val="Contenudecadreuser"/>
                               <w:rPr>
                                 <w:color w:val="FF0000"/>
                               </w:rPr>
@@ -4771,7 +4771,7 @@
                   <w:txbxContent>
                     <w:p>
                       <w:pPr>
-                        <w:pStyle w:val="Contenudecadre"/>
+                        <w:pStyle w:val="Contenudecadreuser"/>
                         <w:rPr>
                           <w:color w:val="FF0000"/>
                         </w:rPr>
@@ -4851,7 +4851,7 @@
                         <w:txbxContent>
                           <w:p>
                             <w:pPr>
-                              <w:pStyle w:val="Contenudecadre"/>
+                              <w:pStyle w:val="Contenudecadreuser"/>
                               <w:rPr>
                                 <w:color w:val="FF0000"/>
                               </w:rPr>
@@ -4886,7 +4886,7 @@
                   <w:txbxContent>
                     <w:p>
                       <w:pPr>
-                        <w:pStyle w:val="Contenudecadre"/>
+                        <w:pStyle w:val="Contenudecadreuser"/>
                         <w:rPr>
                           <w:color w:val="FF0000"/>
                         </w:rPr>
@@ -4908,7 +4908,7 @@
         <mc:AlternateContent>
           <mc:Choice Requires="wps">
             <w:drawing>
-              <wp:anchor distT="40005" distB="59690" distL="109220" distR="121920" simplePos="0" relativeHeight="30" behindDoc="0" locked="0" layoutInCell="0" allowOverlap="1" wp14:anchorId="0B62D78C">
+              <wp:anchor distT="40005" distB="59055" distL="109220" distR="121920" simplePos="0" relativeHeight="30" behindDoc="0" locked="0" layoutInCell="0" allowOverlap="1" wp14:anchorId="0B62D78C">
                 <wp:simplePos x="0" y="0"/>
                 <wp:positionH relativeFrom="column">
                   <wp:posOffset>3702050</wp:posOffset>
@@ -4952,7 +4952,7 @@
                         <w:txbxContent>
                           <w:p>
                             <w:pPr>
-                              <w:pStyle w:val="Contenudecadre"/>
+                              <w:pStyle w:val="Contenudecadreuser"/>
                               <w:rPr>
                                 <w:color w:val="FF0000"/>
                               </w:rPr>
@@ -4966,7 +4966,7 @@
                           </w:p>
                           <w:p>
                             <w:pPr>
-                              <w:pStyle w:val="Contenudecadre"/>
+                              <w:pStyle w:val="Contenudecadreuser"/>
                               <w:rPr>
                                 <w:color w:val="FF0000"/>
                               </w:rPr>
@@ -5001,7 +5001,7 @@
                   <w:txbxContent>
                     <w:p>
                       <w:pPr>
-                        <w:pStyle w:val="Contenudecadre"/>
+                        <w:pStyle w:val="Contenudecadreuser"/>
                         <w:rPr>
                           <w:color w:val="FF0000"/>
                         </w:rPr>
@@ -5015,7 +5015,7 @@
                     </w:p>
                     <w:p>
                       <w:pPr>
-                        <w:pStyle w:val="Contenudecadre"/>
+                        <w:pStyle w:val="Contenudecadreuser"/>
                         <w:rPr>
                           <w:color w:val="FF0000"/>
                         </w:rPr>
@@ -5081,7 +5081,7 @@
                         <w:txbxContent>
                           <w:p>
                             <w:pPr>
-                              <w:pStyle w:val="Contenudecadre"/>
+                              <w:pStyle w:val="Contenudecadreuser"/>
                               <w:rPr>
                                 <w:color w:val="FF0000"/>
                               </w:rPr>
@@ -5116,7 +5116,7 @@
                   <w:txbxContent>
                     <w:p>
                       <w:pPr>
-                        <w:pStyle w:val="Contenudecadre"/>
+                        <w:pStyle w:val="Contenudecadreuser"/>
                         <w:rPr>
                           <w:color w:val="FF0000"/>
                         </w:rPr>
@@ -5138,7 +5138,7 @@
         <mc:AlternateContent>
           <mc:Choice Requires="wps">
             <w:drawing>
-              <wp:anchor distT="40005" distB="66040" distL="109220" distR="132715" simplePos="0" relativeHeight="35" behindDoc="0" locked="0" layoutInCell="0" allowOverlap="1" wp14:anchorId="04A079AA">
+              <wp:anchor distT="40005" distB="65405" distL="109220" distR="132080" simplePos="0" relativeHeight="35" behindDoc="0" locked="0" layoutInCell="0" allowOverlap="1" wp14:anchorId="04A079AA">
                 <wp:simplePos x="0" y="0"/>
                 <wp:positionH relativeFrom="column">
                   <wp:posOffset>717550</wp:posOffset>
@@ -5182,7 +5182,7 @@
                         <w:txbxContent>
                           <w:p>
                             <w:pPr>
-                              <w:pStyle w:val="Contenudecadre"/>
+                              <w:pStyle w:val="Contenudecadreuser"/>
                               <w:rPr>
                                 <w:color w:val="FF0000"/>
                               </w:rPr>
@@ -5217,7 +5217,7 @@
                   <w:txbxContent>
                     <w:p>
                       <w:pPr>
-                        <w:pStyle w:val="Contenudecadre"/>
+                        <w:pStyle w:val="Contenudecadreuser"/>
                         <w:rPr>
                           <w:color w:val="FF0000"/>
                         </w:rPr>
@@ -5348,7 +5348,7 @@
           </w:tcPr>
           <w:p>
             <w:pPr>
-              <w:pStyle w:val="Contenudetableauuser"/>
+              <w:pStyle w:val="Contenudetableau"/>
               <w:ind w:hanging="578" w:start="578"/>
               <w:rPr/>
             </w:pPr>
@@ -5368,7 +5368,7 @@
           </w:tcPr>
           <w:p>
             <w:pPr>
-              <w:pStyle w:val="Contenudetableauuser"/>
+              <w:pStyle w:val="Contenudetableau"/>
               <w:ind w:hanging="578" w:start="578"/>
               <w:jc w:val="center"/>
               <w:rPr>
@@ -5397,7 +5397,7 @@
           </w:tcPr>
           <w:p>
             <w:pPr>
-              <w:pStyle w:val="Contenudetableauuser"/>
+              <w:pStyle w:val="Contenudetableau"/>
               <w:ind w:hanging="578" w:start="578"/>
               <w:jc w:val="center"/>
               <w:rPr>
@@ -5427,7 +5427,7 @@
           </w:tcPr>
           <w:p>
             <w:pPr>
-              <w:pStyle w:val="Contenudetableauuser"/>
+              <w:pStyle w:val="Contenudetableau"/>
               <w:ind w:hanging="578" w:start="578"/>
               <w:rPr>
                 <w:b/>
@@ -5453,7 +5453,7 @@
           </w:tcPr>
           <w:p>
             <w:pPr>
-              <w:pStyle w:val="Contenudetableauuser"/>
+              <w:pStyle w:val="Contenudetableau"/>
               <w:ind w:hanging="578" w:start="578"/>
               <w:rPr/>
             </w:pPr>
@@ -5474,7 +5474,7 @@
           </w:tcPr>
           <w:p>
             <w:pPr>
-              <w:pStyle w:val="Contenudetableauuser"/>
+              <w:pStyle w:val="Contenudetableau"/>
               <w:ind w:hanging="578" w:start="578"/>
               <w:rPr/>
             </w:pPr>
@@ -5497,7 +5497,7 @@
           </w:tcPr>
           <w:p>
             <w:pPr>
-              <w:pStyle w:val="Contenudetableauuser"/>
+              <w:pStyle w:val="Contenudetableau"/>
               <w:ind w:hanging="578" w:start="578"/>
               <w:rPr>
                 <w:b/>
@@ -5523,7 +5523,7 @@
           </w:tcPr>
           <w:p>
             <w:pPr>
-              <w:pStyle w:val="Contenudetableauuser"/>
+              <w:pStyle w:val="Contenudetableau"/>
               <w:ind w:hanging="578" w:start="578"/>
               <w:rPr/>
             </w:pPr>
@@ -5544,7 +5544,7 @@
           </w:tcPr>
           <w:p>
             <w:pPr>
-              <w:pStyle w:val="Contenudetableauuser"/>
+              <w:pStyle w:val="Contenudetableau"/>
               <w:ind w:hanging="578" w:start="578"/>
               <w:rPr/>
             </w:pPr>
@@ -5567,7 +5567,7 @@
           </w:tcPr>
           <w:p>
             <w:pPr>
-              <w:pStyle w:val="Contenudetableauuser"/>
+              <w:pStyle w:val="Contenudetableau"/>
               <w:ind w:hanging="578" w:start="578"/>
               <w:rPr>
                 <w:b/>
@@ -5593,7 +5593,7 @@
           </w:tcPr>
           <w:p>
             <w:pPr>
-              <w:pStyle w:val="Contenudetableauuser"/>
+              <w:pStyle w:val="Contenudetableau"/>
               <w:ind w:hanging="578" w:start="578"/>
               <w:rPr/>
             </w:pPr>
@@ -5614,7 +5614,7 @@
           </w:tcPr>
           <w:p>
             <w:pPr>
-              <w:pStyle w:val="Contenudetableauuser"/>
+              <w:pStyle w:val="Contenudetableau"/>
               <w:ind w:hanging="578" w:start="578"/>
               <w:rPr/>
             </w:pPr>
@@ -5637,7 +5637,7 @@
           </w:tcPr>
           <w:p>
             <w:pPr>
-              <w:pStyle w:val="Contenudetableauuser"/>
+              <w:pStyle w:val="Contenudetableau"/>
               <w:ind w:hanging="578" w:start="578"/>
               <w:rPr>
                 <w:b/>
@@ -5663,7 +5663,7 @@
           </w:tcPr>
           <w:p>
             <w:pPr>
-              <w:pStyle w:val="Contenudetableauuser"/>
+              <w:pStyle w:val="Contenudetableau"/>
               <w:ind w:hanging="578" w:start="578"/>
               <w:rPr/>
             </w:pPr>
@@ -5684,7 +5684,7 @@
           </w:tcPr>
           <w:p>
             <w:pPr>
-              <w:pStyle w:val="Contenudetableauuser"/>
+              <w:pStyle w:val="Contenudetableau"/>
               <w:ind w:hanging="578" w:start="578"/>
               <w:rPr/>
             </w:pPr>
@@ -5707,7 +5707,7 @@
           </w:tcPr>
           <w:p>
             <w:pPr>
-              <w:pStyle w:val="Contenudetableauuser"/>
+              <w:pStyle w:val="Contenudetableau"/>
               <w:ind w:hanging="578" w:start="578"/>
               <w:rPr>
                 <w:b/>
@@ -5733,7 +5733,7 @@
           </w:tcPr>
           <w:p>
             <w:pPr>
-              <w:pStyle w:val="Contenudetableauuser"/>
+              <w:pStyle w:val="Contenudetableau"/>
               <w:ind w:hanging="578" w:start="578"/>
               <w:rPr/>
             </w:pPr>
@@ -5754,21 +5754,13 @@
           </w:tcPr>
           <w:p>
             <w:pPr>
-              <w:pStyle w:val="Contenudetableauuser"/>
+              <w:pStyle w:val="Contenudetableau"/>
               <w:ind w:hanging="578" w:start="578"/>
               <w:rPr/>
             </w:pPr>
             <w:r>
               <w:rPr/>
-              <w:t>Rési</w:t>
-            </w:r>
-            <w:r>
-              <w:rPr/>
-              <w:t>s</w:t>
-            </w:r>
-            <w:r>
-              <w:rPr/>
-              <w:t>tant</w:t>
+              <w:t>Résistant</w:t>
             </w:r>
           </w:p>
         </w:tc>
@@ -8016,8 +8008,8 @@
       <w:szCs w:val="20"/>
     </w:rPr>
   </w:style>
-  <w:style w:type="character" w:styleId="Pucesuser">
-    <w:name w:val="Puces (user)"/>
+  <w:style w:type="character" w:styleId="Puces">
+    <w:name w:val="Puces"/>
     <w:qFormat/>
     <w:rPr>
       <w:rFonts w:ascii="OpenSymbol" w:hAnsi="OpenSymbol" w:eastAsia="OpenSymbol" w:cs="OpenSymbol"/>
@@ -8096,15 +8088,15 @@
       <w:szCs w:val="28"/>
     </w:rPr>
   </w:style>
-  <w:style w:type="paragraph" w:styleId="En-tteetpieddepage">
-    <w:name w:val="En-tête et pied de page"/>
+  <w:style w:type="paragraph" w:styleId="En-tteetpieddepageuser">
+    <w:name w:val="En-tête et pied de page (user)"/>
     <w:basedOn w:val="Normal"/>
     <w:qFormat/>
     <w:pPr/>
     <w:rPr/>
   </w:style>
-  <w:style w:type="paragraph" w:styleId="En-tteetpieddepageuser">
-    <w:name w:val="En-tête et pied de page (user)"/>
+  <w:style w:type="paragraph" w:styleId="En-tteetpieddepage">
+    <w:name w:val="En-tête et pied de page"/>
     <w:basedOn w:val="Normal"/>
     <w:qFormat/>
     <w:pPr/>
@@ -8679,6 +8671,13 @@
       <w:bCs/>
     </w:rPr>
   </w:style>
+  <w:style w:type="paragraph" w:styleId="Contenudecadreuser">
+    <w:name w:val="Contenu de cadre (user)"/>
+    <w:basedOn w:val="Normal"/>
+    <w:qFormat/>
+    <w:pPr/>
+    <w:rPr/>
+  </w:style>
   <w:style w:type="paragraph" w:styleId="Contenudecadre">
     <w:name w:val="Contenu de cadre"/>
     <w:basedOn w:val="Normal"/>
@@ -8686,15 +8685,8 @@
     <w:pPr/>
     <w:rPr/>
   </w:style>
-  <w:style w:type="paragraph" w:styleId="Contenudecadreuser">
-    <w:name w:val="Contenu de cadre (user)"/>
-    <w:basedOn w:val="Normal"/>
-    <w:qFormat/>
-    <w:pPr/>
-    <w:rPr/>
-  </w:style>
-  <w:style w:type="paragraph" w:styleId="Contenudetableauuser">
-    <w:name w:val="Contenu de tableau (user)"/>
+  <w:style w:type="paragraph" w:styleId="Contenudetableau">
+    <w:name w:val="Contenu de tableau"/>
     <w:basedOn w:val="Normal"/>
     <w:qFormat/>
     <w:pPr>
@@ -8703,8 +8695,8 @@
     </w:pPr>
     <w:rPr/>
   </w:style>
-  <w:style w:type="numbering" w:styleId="Pasdeliste" w:default="1">
-    <w:name w:val="Pas de liste"/>
+  <w:style w:type="numbering" w:styleId="Pasdelisteuser" w:default="1">
+    <w:name w:val="Pas de liste (user)"/>
     <w:uiPriority w:val="99"/>
     <w:semiHidden/>
     <w:unhideWhenUsed/>
